--- a/중국어_대화문/2부_docx/2부_05화_가을의_경고.docx
+++ b/중국어_대화문/2부_docx/2부_05화_가을의_경고.docx
@@ -18,7 +18,7 @@
         <w:t>등장인물:</w:t>
       </w:r>
       <w:r>
-        <w:t xml:space="preserve"> 쑤민 苏敏(30세, 明灯法律援助中心 변호사) / 선즈위안 沈知远(29세, 같은 센터 변호사) / 리위퉁 李雨彤(22세, 北原政法学院 졸업반, 센터 자원활동가) / 메이뤄란 梅若兰(60대 후반, 退休 律师协会 서기, 센터 고문) / 거창린 葛长林(72세, 시계 수리공, 센터 앞 좌판) / 두젠핑 杜建平(44세, 槐荫派出所 社区民警) / 소방 점검원 消防检查员 (30대) / 위생 감독원 卫生监督员 (40대 여성) / 세무 전관원 税务专管员 두 명 (中年男·青年男) / 钟老板(55세, 건물주, 부동산 중개) / 马婶(油条 노점 주인) / 번호판 없는 차의 운전자(목소리만)</w:t>
+        <w:t xml:space="preserve"> 쑤민 苏敏(30세, 明灯法律援助中心 변호사) / 선즈위안 沈知远(29세, 같은 센터 변호사) / 리위퉁 李雨彤(22세, 北原政法学院 졸업반, 센터 자원활동가) / 메이뤄란 梅若兰(60대 후반, 퇴직한 변호사협회 서기, 센터 고문) / 거창린 葛长林(72세, 시계 수리공, 센터 앞 좌판) / 두젠핑 杜建平(44세, 槐荫派出所 社区民警) / 소방 점검원 消防检查员 (30대) / 위생 감독원 卫生监督员 (40대 여성) / 세무 전담관 税务专管员 두 명 (中年男·青年男) / 钟老板(55세, 건물주, 부동산 중개) / 马婶(油条 노점 주인) / 번호판 없는 차의 운전자(목소리만)</w:t>
       </w:r>
     </w:p>
     <w:p>
@@ -29,7 +29,7 @@
         <w:t>배경:</w:t>
       </w:r>
       <w:r>
-        <w:t xml:space="preserve"> 2015년 10월 13일(화)부터 10월 23일(금)까지, 가상의 北原省 长川市 东关街 31号 2층. 개소 두 달, 접수 줄이 계단까지 늘고 센터가 조건부 '시범' 허가를 받은 직후다. 가을 문턱에 소방, 위생, 세무 점검이 일주일 간격으로 연달아 찾아온다. 모두 법에 적힌 절차이고 모두 '합법'이다. 杜建平이 규정을 어기지 않는 선에서 한마디씩 미리 귀띔해 주지만, 센터 앞에는 번호판 없는 검은 차가 서 있다. 沈知远은 점검의 절차 허점을 조문으로 하나하나 막아 내고, 苏敏은 "막는 것만으로 되느냐"며 분노한다. 두 사람 사이에 처음으로 금이 간다.</w:t>
+        <w:t xml:space="preserve"> 2015년 10월 13일(화)부터 10월 23일(금)까지, 가상의 北原省 长川市 东关街 31号 2층. 개소 두 달, 접수 줄이 계단까지 늘고 센터가 조건부 '시범' 허가를 받은 직후다. 가을 문턱에 소방, 위생, 세무 점검이 일주일 사이에 연달아 찾아온다. 모두 법에 적힌 절차이고 모두 '합법'이다. 杜建平이 규정을 어기지 않는 선에서 한마디씩 미리 귀띔해 주지만, 센터 앞에는 번호판 없는 검은 차가 서 있다. 沈知远은 점검의 절차 허점을 조문으로 하나하나 막아 내고, 苏敏은 "막는 것만으로 되느냐"며 분노한다. 두 사람 사이에 처음으로 금이 간다.</w:t>
       </w:r>
     </w:p>
     <w:p>
@@ -586,7 +586,7 @@
         <w:t>梅若兰:</w:t>
       </w:r>
       <w:r>
-        <w:t xml:space="preserve"> 因为他们想让你知道，你被看着。这是第一层意思。第二层意思是，你一害怕，就中他们的计了。</w:t>
+        <w:t xml:space="preserve"> 因为他们想让你知道，你被盯着。这是第一层意思。第二层意思是，你一害怕，就中他们的计了。</w:t>
       </w:r>
     </w:p>
     <w:p>
@@ -630,7 +630,7 @@
         <w:t>苏敏:</w:t>
       </w:r>
       <w:r>
-        <w:t xml:space="preserve"> (转过身) 程序之内？沈知远，你读了那么多年书，就不知道有些事是在程序外面发生的吗？</w:t>
+        <w:t xml:space="preserve"> (转过身) 程序之内？沈知远，你读了那么多年书，难道不知道有些事是发生在程序外面的吗？</w:t>
       </w:r>
     </w:p>
     <w:p>
@@ -785,7 +785,7 @@
         <w:t>杜建平:</w:t>
       </w:r>
       <w:r>
-        <w:t xml:space="preserve"> 下个礼拜四，卫生那边会来人。再下个礼拜二，税务。我只能告诉你到这儿。具体什么内容，我不知道，也不该知道。</w:t>
+        <w:t xml:space="preserve"> 明天，卫生那边会来人。下个礼拜二，税务。我只能告诉你到这儿。具体什么内容，我不知道，也不该知道。</w:t>
       </w:r>
     </w:p>
     <w:p>
@@ -807,7 +807,7 @@
         <w:t>杜建平:</w:t>
       </w:r>
       <w:r>
-        <w:t xml:space="preserve"> (苦笑) 派出所也有人管片区。哪个街道要配合哪个部门的联合检查，要提前打招呼。我这个片区是东关街，就是这么个事。</w:t>
+        <w:t xml:space="preserve"> (苦笑) 派出所也有人管片区。哪条街要配合哪个部门搞联合检查，都会提前打招呼。我这个片区是东关街，就是这么个事。</w:t>
       </w:r>
     </w:p>
     <w:p>
@@ -1647,7 +1647,7 @@
         <w:pStyle w:val="Heading2"/>
       </w:pPr>
       <w:r>
-        <w:t>장면 6 — 10월 20일(화) 오후, 센터 — 세무 전관원</w:t>
+        <w:t>장면 6 — 10월 20일(화) 오후, 센터 — 세무 전담관</w:t>
       </w:r>
     </w:p>
     <w:p>
@@ -1778,7 +1778,7 @@
         <w:t>税务专管员:</w:t>
       </w:r>
       <w:r>
-        <w:t xml:space="preserve"> (顿了一下) 有。(从小郑手里拿来，翻开) 这是我的。</w:t>
+        <w:t xml:space="preserve"> (顿了一下) 有。(从公文包里取出，翻开) 这是我的。</w:t>
       </w:r>
     </w:p>
     <w:p>
@@ -1877,7 +1877,7 @@
         <w:t>沈知远:</w:t>
       </w:r>
       <w:r>
-        <w:t xml:space="preserve"> 那是“自愿投放的茶叶钱”，里面有多少，我们每周一登记，出来是多少，登记簿上写得清清楚楚。这个我们愿意给您看。</w:t>
+        <w:t xml:space="preserve"> 那是“自愿投放的茶叶钱”，里面有多少，我们每周一清点登记，登记簿上写得清清楚楚。这个我们愿意给您看。</w:t>
       </w:r>
     </w:p>
     <w:p>
@@ -1899,7 +1899,7 @@
         <w:t>沈知远:</w:t>
       </w:r>
       <w:r>
-        <w:t xml:space="preserve"> 最高一周八十二块，那是八月第二个周日，有一位老人家放的。</w:t>
+        <w:t xml:space="preserve"> 最高一周八十二块，那是八月最后一个周日，有一位老人家放的。</w:t>
       </w:r>
     </w:p>
     <w:p>
@@ -2981,7 +2981,7 @@
         <w:t>沈知远:</w:t>
       </w:r>
       <w:r>
-        <w:t xml:space="preserve"> 灭火器，我昨天订了。一个三十八，两个。应急灯，四盏，一盏九十，我跟老板讲价，给的五折。</w:t>
+        <w:t xml:space="preserve"> 灭火器，我昨天订了。一个三十八，两个。应急灯四盏，一盏九十，是我跟老板讲价，给打的五折。</w:t>
       </w:r>
     </w:p>
     <w:p>
@@ -3047,7 +3047,7 @@
         <w:t>沈知远:</w:t>
       </w:r>
       <w:r>
-        <w:t xml:space="preserve"> 这个月我多发了一点“咨询”的稿费。(顿了一下) 不是赞助，是我自己写的稿子。</w:t>
+        <w:t xml:space="preserve"> 这个月我多拿了一笔稿费。(顿了一下) 不是赞助，是我自己写稿挣的。</w:t>
       </w:r>
     </w:p>
     <w:p>
@@ -3348,7 +3348,7 @@
     </w:p>
     <w:p>
       <w:r>
-        <w:t>(沈知远把油条掰成三段，分给她们。窗外，街对面那个角落，空了。)</w:t>
+        <w:t>(沈知远把油条掰成几段，分给大家。窗外，街对面那个角落，空了。)</w:t>
       </w:r>
     </w:p>
     <w:p>
@@ -3524,7 +3524,7 @@
     </w:p>
     <w:p>
       <w:r>
-        <w:t>[5화 끝 — 다음 화 예고: 「雾溪의 봄을 기다리며」, 10월 말, 唐雪가 아이들과 함께 센터를 찾아오고 石小芽가 센터 탁자에서 그림을 그린다. 苏敏은 산길 버스를 타고 현장 답사를 떠나 '생태이민' 이주 계약서의 불공정 조항을 발견한다.]</w:t>
+        <w:t>[5화 끝 — 다음 화 예고: 「우시의 봄을 기다리며」, 10월 말, 唐雪가 아이들과 함께 센터를 찾아오고 石小芽가 센터 탁자에서 그림을 그린다. 苏敏은 산길 버스를 타고 현장 답사를 떠나 '생태이민' 이주 계약서의 불공정 조항을 발견한다.]</w:t>
       </w:r>
     </w:p>
     <w:sectPr>

--- a/중국어_대화문/2부_docx/2부_05화_가을의_경고.docx
+++ b/중국어_대화문/2부_docx/2부_05화_가을의_경고.docx
@@ -108,7 +108,7 @@
         <w:t>李雨彤:</w:t>
       </w:r>
       <w:r>
-        <w:t xml:space="preserve"> (从里间探出头，抱着笔记本) 苏律师，要不要我跟着记？</w:t>
+        <w:t xml:space="preserve"> (从里间探出头，抱着笔记本) 苏老师，要不要我跟着记？</w:t>
       </w:r>
     </w:p>
     <w:p>
@@ -359,7 +359,7 @@
         <w:t>沈知远:</w:t>
       </w:r>
       <w:r>
-        <w:t xml:space="preserve"> 我估了一下，两千多。</w:t>
+        <w:t xml:space="preserve"> 我估了一下，四百多。</w:t>
       </w:r>
     </w:p>
     <w:p>
@@ -1264,7 +1264,7 @@
         <w:t>李雨彤:</w:t>
       </w:r>
       <w:r>
-        <w:t xml:space="preserve"> 沈律师，您刚才太厉害了。</w:t>
+        <w:t xml:space="preserve"> 沈老师，您刚才太厉害了。</w:t>
       </w:r>
     </w:p>
     <w:p>
@@ -1297,7 +1297,7 @@
         <w:t>李雨彤:</w:t>
       </w:r>
       <w:r>
-        <w:t xml:space="preserve"> 苏律师？</w:t>
+        <w:t xml:space="preserve"> 苏老师？</w:t>
       </w:r>
     </w:p>
     <w:p>
@@ -1475,7 +1475,7 @@
         <w:t>葛长林:</w:t>
       </w:r>
       <w:r>
-        <w:t xml:space="preserve"> 一九八七年，我跟老韩一块儿在厂里。那回，保卫科的人，也是这么在门口坐着。不抓你，不问你，让你每天进出的时候，一抬头就看见他们。(摇头) 就是要你心里发毛。</w:t>
+        <w:t xml:space="preserve"> 一九八七年，我跟老韩一块儿在顾问处。那回，保卫科的人，也是这么在门口坐着。不抓你，不问你，让你每天进出的时候，一抬头就看见他们。(摇头) 就是要你心里发毛。</w:t>
       </w:r>
     </w:p>
     <w:p>
@@ -2497,7 +2497,7 @@
         <w:t>李雨彤:</w:t>
       </w:r>
       <w:r>
-        <w:t xml:space="preserve"> 苏律师，沈律师，我……(声音很小) 我去楼下，把门口的灯关了。</w:t>
+        <w:t xml:space="preserve"> 苏老师，沈老师，我……(声音很小) 我去楼下，把门口的灯关了。</w:t>
       </w:r>
     </w:p>
     <w:p>
@@ -3299,7 +3299,7 @@
         <w:t>李雨彤:</w:t>
       </w:r>
       <w:r>
-        <w:t xml:space="preserve"> 苏律师，沈律师，我买了豆浆和油条。(小心翼翼) 马婶说，今天她请客。</w:t>
+        <w:t xml:space="preserve"> 苏老师，沈老师，我买了豆浆和油条。(小心翼翼) 马婶说，今天她请客。</w:t>
       </w:r>
     </w:p>
     <w:p>
@@ -3321,7 +3321,7 @@
         <w:t>李雨彤:</w:t>
       </w:r>
       <w:r>
-        <w:t xml:space="preserve"> 别往心里去，苏律师。我昨天走了之后，一直在想，您跟沈律师……</w:t>
+        <w:t xml:space="preserve"> 别往心里去，苏老师。我昨天走了之后，一直在想，您跟沈老师……</w:t>
       </w:r>
     </w:p>
     <w:p>
